--- a/manuscript/word/volume_01/ch_006.docx
+++ b/manuscript/word/volume_01/ch_006.docx
@@ -15,7 +15,7 @@
         </w:rPr>
         <w:t>PHÁ TRỜI</w:t>
         <w:br/>
-        <w:t>CHƯƠNG 6: NGỌN LỬA DƯỚI LÀN DA</w:t>
+        <w:t>CHƯƠNG 6: CHƯƠNG 6</w:t>
       </w:r>
     </w:p>
     <w:p>
@@ -60,7 +60,7 @@
           <w:color w:val="141414"/>
           <w:sz w:val="24"/>
         </w:rPr>
-        <w:t>Không có tiếng chuông báo thức réo rắt xé toạc màng nhĩ, cũng không có cảm giác uể oải nặng nề như bị đá tảng đè lên ngực mỗi khi phải gượng dậy đi làm. Tôi mở mắt ra một cách tự nhiên, tĩnh táo và sảng khoái đến mức chính tôi cũng phải ngỡ ngàng.</w:t>
+        <w:t>Không có tiếng chuông báo thức réo rắt xé toạc màng nhĩ, cũng không có cảm giác uể oải nặng nề như bị đá tảng đè lên ngực mỗi khi phải gượng dậy đi làm. Tôi mở mắt ra một cách tự nhiên, tỉnh táo và sảng khoái đến mức chính tôi cũng phải ngỡ ngàng.</w:t>
       </w:r>
     </w:p>
     <w:p>
